--- a/Knowledge/3-Work knowledge/1-Software Engineering/1-Fundamentals/5-My Source/7-Software/5-Software Development Life Cycle (SDLC)/1-Phases of SDLC/4-Implementation (Coding).docx
+++ b/Knowledge/3-Work knowledge/1-Software Engineering/1-Fundamentals/5-My Source/7-Software/5-Software Development Life Cycle (SDLC)/1-Phases of SDLC/4-Implementation (Coding).docx
@@ -42,7 +42,27 @@
           <w:sz w:val="18"/>
           <w:highlight w:val="lightGray"/>
         </w:rPr>
-        <w:t xml:space="preserve">: Persons Table -&gt; ID Column: 1, Name_En Column: Motasem Essam] -&gt; </w:t>
+        <w:t xml:space="preserve">: Persons Table -&gt; ID Column: 1, </w:t>
+      </w:r>
+      <w:proofErr w:type="spellStart"/>
+      <w:r>
+        <w:rPr>
+          <w:rFonts w:ascii="Arial" w:hAnsi="Arial"/>
+          <w:color w:val="000000"/>
+          <w:sz w:val="18"/>
+          <w:highlight w:val="lightGray"/>
+        </w:rPr>
+        <w:t>Name_En</w:t>
+      </w:r>
+      <w:proofErr w:type="spellEnd"/>
+      <w:r>
+        <w:rPr>
+          <w:rFonts w:ascii="Arial" w:hAnsi="Arial"/>
+          <w:color w:val="000000"/>
+          <w:sz w:val="18"/>
+          <w:highlight w:val="lightGray"/>
+        </w:rPr>
+        <w:t xml:space="preserve"> Column: Motasem Essam] -&gt; </w:t>
       </w:r>
       <w:r>
         <w:rPr>
@@ -98,16 +118,34 @@
           <w:sz w:val="18"/>
           <w:highlight w:val="lightGray"/>
         </w:rPr>
-        <w:t xml:space="preserve"> [6/</w:t>
-      </w:r>
-      <w:r>
-        <w:rPr>
-          <w:rFonts w:ascii="Arial" w:hAnsi="Arial"/>
-          <w:color w:val="000000"/>
-          <w:sz w:val="18"/>
-          <w:highlight w:val="lightGray"/>
-        </w:rPr>
-        <w:t>7</w:t>
+        <w:t xml:space="preserve"> [</w:t>
+      </w:r>
+      <w:r>
+        <w:rPr>
+          <w:rFonts w:ascii="Arial" w:hAnsi="Arial"/>
+          <w:color w:val="000000"/>
+          <w:sz w:val="18"/>
+          <w:highlight w:val="lightGray"/>
+        </w:rPr>
+        <w:t>1</w:t>
+      </w:r>
+      <w:r>
+        <w:rPr>
+          <w:rFonts w:ascii="Arial" w:hAnsi="Arial"/>
+          <w:color w:val="000000"/>
+          <w:sz w:val="18"/>
+          <w:highlight w:val="lightGray"/>
+        </w:rPr>
+        <w:t>/</w:t>
+      </w:r>
+      <w:r>
+        <w:rPr>
+          <w:rFonts w:ascii="Arial" w:hAnsi="Arial"/>
+          <w:color w:val="000000"/>
+          <w:sz w:val="18"/>
+          <w:highlight w:val="lightGray"/>
+        </w:rPr>
+        <w:t>23</w:t>
       </w:r>
       <w:r>
         <w:rPr>
@@ -193,7 +231,7 @@
           <w:rFonts w:ascii="Roboto Mono" w:hAnsi="Roboto Mono"/>
         </w:rPr>
         <w:pict w14:anchorId="4F8295A9">
-          <v:rect id="_x0000_i1247" style="width:0;height:1.5pt" o:hralign="center" o:hrstd="t" o:hr="t" fillcolor="#a0a0a0" stroked="f"/>
+          <v:rect id="_x0000_i1025" style="width:0;height:1.5pt" o:hralign="center" o:hrstd="t" o:hr="t" fillcolor="#a0a0a0" stroked="f"/>
         </w:pict>
       </w:r>
     </w:p>
@@ -229,7 +267,27 @@
           <w:sz w:val="18"/>
           <w:highlight w:val="lightGray"/>
         </w:rPr>
-        <w:t xml:space="preserve">: Persons Table -&gt; ID Column: 1, Name_En Column: Motasem Essam] -&gt; </w:t>
+        <w:t xml:space="preserve">: Persons Table -&gt; ID Column: 1, </w:t>
+      </w:r>
+      <w:proofErr w:type="spellStart"/>
+      <w:r>
+        <w:rPr>
+          <w:rFonts w:ascii="Arial" w:hAnsi="Arial"/>
+          <w:color w:val="000000"/>
+          <w:sz w:val="18"/>
+          <w:highlight w:val="lightGray"/>
+        </w:rPr>
+        <w:t>Name_En</w:t>
+      </w:r>
+      <w:proofErr w:type="spellEnd"/>
+      <w:r>
+        <w:rPr>
+          <w:rFonts w:ascii="Arial" w:hAnsi="Arial"/>
+          <w:color w:val="000000"/>
+          <w:sz w:val="18"/>
+          <w:highlight w:val="lightGray"/>
+        </w:rPr>
+        <w:t xml:space="preserve"> Column: Motasem Essam] -&gt; </w:t>
       </w:r>
       <w:r>
         <w:rPr>
@@ -285,16 +343,34 @@
           <w:sz w:val="18"/>
           <w:highlight w:val="lightGray"/>
         </w:rPr>
-        <w:t xml:space="preserve"> [6/</w:t>
-      </w:r>
-      <w:r>
-        <w:rPr>
-          <w:rFonts w:ascii="Arial" w:hAnsi="Arial"/>
-          <w:color w:val="000000"/>
-          <w:sz w:val="18"/>
-          <w:highlight w:val="lightGray"/>
-        </w:rPr>
-        <w:t>7</w:t>
+        <w:t xml:space="preserve"> [</w:t>
+      </w:r>
+      <w:r>
+        <w:rPr>
+          <w:rFonts w:ascii="Arial" w:hAnsi="Arial"/>
+          <w:color w:val="000000"/>
+          <w:sz w:val="18"/>
+          <w:highlight w:val="lightGray"/>
+        </w:rPr>
+        <w:t>1</w:t>
+      </w:r>
+      <w:r>
+        <w:rPr>
+          <w:rFonts w:ascii="Arial" w:hAnsi="Arial"/>
+          <w:color w:val="000000"/>
+          <w:sz w:val="18"/>
+          <w:highlight w:val="lightGray"/>
+        </w:rPr>
+        <w:t>/</w:t>
+      </w:r>
+      <w:r>
+        <w:rPr>
+          <w:rFonts w:ascii="Arial" w:hAnsi="Arial"/>
+          <w:color w:val="000000"/>
+          <w:sz w:val="18"/>
+          <w:highlight w:val="lightGray"/>
+        </w:rPr>
+        <w:t>23</w:t>
       </w:r>
       <w:r>
         <w:rPr>
@@ -415,7 +491,7 @@
           <w:rFonts w:ascii="Roboto Mono" w:hAnsi="Roboto Mono"/>
         </w:rPr>
         <w:pict w14:anchorId="5FB466E2">
-          <v:rect id="_x0000_i1248" style="width:0;height:1.5pt" o:hralign="center" o:hrstd="t" o:hr="t" fillcolor="#a0a0a0" stroked="f"/>
+          <v:rect id="_x0000_i1026" style="width:0;height:1.5pt" o:hralign="center" o:hrstd="t" o:hr="t" fillcolor="#a0a0a0" stroked="f"/>
         </w:pict>
       </w:r>
     </w:p>
@@ -451,7 +527,27 @@
           <w:sz w:val="18"/>
           <w:highlight w:val="lightGray"/>
         </w:rPr>
-        <w:t xml:space="preserve">: Persons Table -&gt; ID Column: 1, Name_En Column: Motasem Essam] -&gt; </w:t>
+        <w:t xml:space="preserve">: Persons Table -&gt; ID Column: 1, </w:t>
+      </w:r>
+      <w:proofErr w:type="spellStart"/>
+      <w:r>
+        <w:rPr>
+          <w:rFonts w:ascii="Arial" w:hAnsi="Arial"/>
+          <w:color w:val="000000"/>
+          <w:sz w:val="18"/>
+          <w:highlight w:val="lightGray"/>
+        </w:rPr>
+        <w:t>Name_En</w:t>
+      </w:r>
+      <w:proofErr w:type="spellEnd"/>
+      <w:r>
+        <w:rPr>
+          <w:rFonts w:ascii="Arial" w:hAnsi="Arial"/>
+          <w:color w:val="000000"/>
+          <w:sz w:val="18"/>
+          <w:highlight w:val="lightGray"/>
+        </w:rPr>
+        <w:t xml:space="preserve"> Column: Motasem Essam] -&gt; </w:t>
       </w:r>
       <w:r>
         <w:rPr>
@@ -507,16 +603,34 @@
           <w:sz w:val="18"/>
           <w:highlight w:val="lightGray"/>
         </w:rPr>
-        <w:t xml:space="preserve"> [6/</w:t>
-      </w:r>
-      <w:r>
-        <w:rPr>
-          <w:rFonts w:ascii="Arial" w:hAnsi="Arial"/>
-          <w:color w:val="000000"/>
-          <w:sz w:val="18"/>
-          <w:highlight w:val="lightGray"/>
-        </w:rPr>
-        <w:t>7</w:t>
+        <w:t xml:space="preserve"> [</w:t>
+      </w:r>
+      <w:r>
+        <w:rPr>
+          <w:rFonts w:ascii="Arial" w:hAnsi="Arial"/>
+          <w:color w:val="000000"/>
+          <w:sz w:val="18"/>
+          <w:highlight w:val="lightGray"/>
+        </w:rPr>
+        <w:t>1</w:t>
+      </w:r>
+      <w:r>
+        <w:rPr>
+          <w:rFonts w:ascii="Arial" w:hAnsi="Arial"/>
+          <w:color w:val="000000"/>
+          <w:sz w:val="18"/>
+          <w:highlight w:val="lightGray"/>
+        </w:rPr>
+        <w:t>/</w:t>
+      </w:r>
+      <w:r>
+        <w:rPr>
+          <w:rFonts w:ascii="Arial" w:hAnsi="Arial"/>
+          <w:color w:val="000000"/>
+          <w:sz w:val="18"/>
+          <w:highlight w:val="lightGray"/>
+        </w:rPr>
+        <w:t>23</w:t>
       </w:r>
       <w:r>
         <w:rPr>
@@ -715,7 +829,7 @@
           <w:rFonts w:ascii="Roboto Mono" w:hAnsi="Roboto Mono"/>
         </w:rPr>
         <w:pict w14:anchorId="26DBDAEC">
-          <v:rect id="_x0000_i1249" style="width:0;height:1.5pt" o:hralign="center" o:hrstd="t" o:hr="t" fillcolor="#a0a0a0" stroked="f"/>
+          <v:rect id="_x0000_i1027" style="width:0;height:1.5pt" o:hralign="center" o:hrstd="t" o:hr="t" fillcolor="#a0a0a0" stroked="f"/>
         </w:pict>
       </w:r>
     </w:p>
@@ -768,7 +882,27 @@
           <w:sz w:val="18"/>
           <w:highlight w:val="lightGray"/>
         </w:rPr>
-        <w:t xml:space="preserve">: Persons Table -&gt; ID Column: 1, Name_En Column: Motasem Essam] -&gt; </w:t>
+        <w:t xml:space="preserve">: Persons Table -&gt; ID Column: 1, </w:t>
+      </w:r>
+      <w:proofErr w:type="spellStart"/>
+      <w:r>
+        <w:rPr>
+          <w:rFonts w:ascii="Arial" w:hAnsi="Arial"/>
+          <w:color w:val="000000"/>
+          <w:sz w:val="18"/>
+          <w:highlight w:val="lightGray"/>
+        </w:rPr>
+        <w:t>Name_En</w:t>
+      </w:r>
+      <w:proofErr w:type="spellEnd"/>
+      <w:r>
+        <w:rPr>
+          <w:rFonts w:ascii="Arial" w:hAnsi="Arial"/>
+          <w:color w:val="000000"/>
+          <w:sz w:val="18"/>
+          <w:highlight w:val="lightGray"/>
+        </w:rPr>
+        <w:t xml:space="preserve"> Column: Motasem Essam] -&gt; </w:t>
       </w:r>
       <w:r>
         <w:rPr>
@@ -824,16 +958,34 @@
           <w:sz w:val="18"/>
           <w:highlight w:val="lightGray"/>
         </w:rPr>
-        <w:t xml:space="preserve"> [6/</w:t>
-      </w:r>
-      <w:r>
-        <w:rPr>
-          <w:rFonts w:ascii="Arial" w:hAnsi="Arial"/>
-          <w:color w:val="000000"/>
-          <w:sz w:val="18"/>
-          <w:highlight w:val="lightGray"/>
-        </w:rPr>
-        <w:t>7</w:t>
+        <w:t xml:space="preserve"> [</w:t>
+      </w:r>
+      <w:r>
+        <w:rPr>
+          <w:rFonts w:ascii="Arial" w:hAnsi="Arial"/>
+          <w:color w:val="000000"/>
+          <w:sz w:val="18"/>
+          <w:highlight w:val="lightGray"/>
+        </w:rPr>
+        <w:t>1</w:t>
+      </w:r>
+      <w:r>
+        <w:rPr>
+          <w:rFonts w:ascii="Arial" w:hAnsi="Arial"/>
+          <w:color w:val="000000"/>
+          <w:sz w:val="18"/>
+          <w:highlight w:val="lightGray"/>
+        </w:rPr>
+        <w:t>/</w:t>
+      </w:r>
+      <w:r>
+        <w:rPr>
+          <w:rFonts w:ascii="Arial" w:hAnsi="Arial"/>
+          <w:color w:val="000000"/>
+          <w:sz w:val="18"/>
+          <w:highlight w:val="lightGray"/>
+        </w:rPr>
+        <w:t>23</w:t>
       </w:r>
       <w:r>
         <w:rPr>
@@ -886,7 +1038,7 @@
           <w:rFonts w:ascii="Roboto Mono" w:hAnsi="Roboto Mono"/>
         </w:rPr>
         <w:pict w14:anchorId="1A58B57C">
-          <v:rect id="_x0000_i1251" style="width:0;height:1.5pt" o:hralign="center" o:hrstd="t" o:hr="t" fillcolor="#a0a0a0" stroked="f"/>
+          <v:rect id="_x0000_i1028" style="width:0;height:1.5pt" o:hralign="center" o:hrstd="t" o:hr="t" fillcolor="#a0a0a0" stroked="f"/>
         </w:pict>
       </w:r>
     </w:p>
@@ -1019,7 +1171,7 @@
           <w:rFonts w:ascii="Roboto Mono" w:hAnsi="Roboto Mono"/>
         </w:rPr>
         <w:pict w14:anchorId="58371A15">
-          <v:rect id="_x0000_i1252" style="width:0;height:1.5pt" o:hralign="center" o:hrstd="t" o:hr="t" fillcolor="#a0a0a0" stroked="f"/>
+          <v:rect id="_x0000_i1029" style="width:0;height:1.5pt" o:hralign="center" o:hrstd="t" o:hr="t" fillcolor="#a0a0a0" stroked="f"/>
         </w:pict>
       </w:r>
     </w:p>
@@ -1100,7 +1252,7 @@
           <w:rFonts w:ascii="Roboto Mono" w:hAnsi="Roboto Mono"/>
         </w:rPr>
         <w:pict w14:anchorId="54F06EC5">
-          <v:rect id="_x0000_i1253" style="width:0;height:1.5pt" o:hralign="center" o:hrstd="t" o:hr="t" fillcolor="#a0a0a0" stroked="f"/>
+          <v:rect id="_x0000_i1030" style="width:0;height:1.5pt" o:hralign="center" o:hrstd="t" o:hr="t" fillcolor="#a0a0a0" stroked="f"/>
         </w:pict>
       </w:r>
     </w:p>
@@ -1164,7 +1316,7 @@
           <w:rFonts w:ascii="Roboto Mono" w:hAnsi="Roboto Mono"/>
         </w:rPr>
         <w:pict w14:anchorId="26D65EEC">
-          <v:rect id="_x0000_i1254" style="width:0;height:1.5pt" o:hralign="center" o:hrstd="t" o:hr="t" fillcolor="#a0a0a0" stroked="f"/>
+          <v:rect id="_x0000_i1031" style="width:0;height:1.5pt" o:hralign="center" o:hrstd="t" o:hr="t" fillcolor="#a0a0a0" stroked="f"/>
         </w:pict>
       </w:r>
     </w:p>
@@ -1228,7 +1380,7 @@
           <w:rFonts w:ascii="Roboto Mono" w:hAnsi="Roboto Mono"/>
         </w:rPr>
         <w:pict w14:anchorId="09045808">
-          <v:rect id="_x0000_i1255" style="width:0;height:1.5pt" o:hralign="center" o:hrstd="t" o:hr="t" fillcolor="#a0a0a0" stroked="f"/>
+          <v:rect id="_x0000_i1032" style="width:0;height:1.5pt" o:hralign="center" o:hrstd="t" o:hr="t" fillcolor="#a0a0a0" stroked="f"/>
         </w:pict>
       </w:r>
     </w:p>
@@ -1267,7 +1419,27 @@
           <w:sz w:val="18"/>
           <w:highlight w:val="lightGray"/>
         </w:rPr>
-        <w:t xml:space="preserve">: Persons Table -&gt; ID Column: 1, Name_En Column: Motasem Essam] -&gt; </w:t>
+        <w:t xml:space="preserve">: Persons Table -&gt; ID Column: 1, </w:t>
+      </w:r>
+      <w:proofErr w:type="spellStart"/>
+      <w:r>
+        <w:rPr>
+          <w:rFonts w:ascii="Arial" w:hAnsi="Arial"/>
+          <w:color w:val="000000"/>
+          <w:sz w:val="18"/>
+          <w:highlight w:val="lightGray"/>
+        </w:rPr>
+        <w:t>Name_En</w:t>
+      </w:r>
+      <w:proofErr w:type="spellEnd"/>
+      <w:r>
+        <w:rPr>
+          <w:rFonts w:ascii="Arial" w:hAnsi="Arial"/>
+          <w:color w:val="000000"/>
+          <w:sz w:val="18"/>
+          <w:highlight w:val="lightGray"/>
+        </w:rPr>
+        <w:t xml:space="preserve"> Column: Motasem Essam] -&gt; </w:t>
       </w:r>
       <w:r>
         <w:rPr>
@@ -1323,16 +1495,34 @@
           <w:sz w:val="18"/>
           <w:highlight w:val="lightGray"/>
         </w:rPr>
-        <w:t xml:space="preserve"> [6/</w:t>
-      </w:r>
-      <w:r>
-        <w:rPr>
-          <w:rFonts w:ascii="Arial" w:hAnsi="Arial"/>
-          <w:color w:val="000000"/>
-          <w:sz w:val="18"/>
-          <w:highlight w:val="lightGray"/>
-        </w:rPr>
-        <w:t>7</w:t>
+        <w:t xml:space="preserve"> [</w:t>
+      </w:r>
+      <w:r>
+        <w:rPr>
+          <w:rFonts w:ascii="Arial" w:hAnsi="Arial"/>
+          <w:color w:val="000000"/>
+          <w:sz w:val="18"/>
+          <w:highlight w:val="lightGray"/>
+        </w:rPr>
+        <w:t>1</w:t>
+      </w:r>
+      <w:r>
+        <w:rPr>
+          <w:rFonts w:ascii="Arial" w:hAnsi="Arial"/>
+          <w:color w:val="000000"/>
+          <w:sz w:val="18"/>
+          <w:highlight w:val="lightGray"/>
+        </w:rPr>
+        <w:t>/</w:t>
+      </w:r>
+      <w:r>
+        <w:rPr>
+          <w:rFonts w:ascii="Arial" w:hAnsi="Arial"/>
+          <w:color w:val="000000"/>
+          <w:sz w:val="18"/>
+          <w:highlight w:val="lightGray"/>
+        </w:rPr>
+        <w:t>23</w:t>
       </w:r>
       <w:r>
         <w:rPr>
@@ -1385,7 +1575,7 @@
           <w:rFonts w:ascii="Roboto Mono" w:hAnsi="Roboto Mono"/>
         </w:rPr>
         <w:pict w14:anchorId="06B1EBA6">
-          <v:rect id="_x0000_i1256" style="width:0;height:1.5pt" o:hralign="center" o:hrstd="t" o:hr="t" fillcolor="#a0a0a0" stroked="f"/>
+          <v:rect id="_x0000_i1033" style="width:0;height:1.5pt" o:hralign="center" o:hrstd="t" o:hr="t" fillcolor="#a0a0a0" stroked="f"/>
         </w:pict>
       </w:r>
     </w:p>
@@ -1490,8 +1680,16 @@
         <w:rPr>
           <w:rFonts w:ascii="Roboto Mono" w:hAnsi="Roboto Mono"/>
         </w:rPr>
-        <w:t>&lt;?php</w:t>
-      </w:r>
+        <w:t>&lt;?</w:t>
+      </w:r>
+      <w:proofErr w:type="spellStart"/>
+      <w:r>
+        <w:rPr>
+          <w:rFonts w:ascii="Roboto Mono" w:hAnsi="Roboto Mono"/>
+        </w:rPr>
+        <w:t>php</w:t>
+      </w:r>
+      <w:proofErr w:type="spellEnd"/>
       <w:r>
         <w:rPr>
           <w:rFonts w:ascii="Roboto Mono" w:hAnsi="Roboto Mono"/>
@@ -1616,7 +1814,7 @@
           <w:rFonts w:ascii="Roboto Mono" w:hAnsi="Roboto Mono"/>
         </w:rPr>
         <w:pict w14:anchorId="72A9F061">
-          <v:rect id="_x0000_i1257" style="width:0;height:1.5pt" o:hralign="center" o:hrstd="t" o:hr="t" fillcolor="#a0a0a0" stroked="f"/>
+          <v:rect id="_x0000_i1034" style="width:0;height:1.5pt" o:hralign="center" o:hrstd="t" o:hr="t" fillcolor="#a0a0a0" stroked="f"/>
         </w:pict>
       </w:r>
     </w:p>
@@ -1734,7 +1932,7 @@
           <w:rFonts w:ascii="Roboto Mono" w:hAnsi="Roboto Mono"/>
         </w:rPr>
         <w:pict w14:anchorId="7C77B877">
-          <v:rect id="_x0000_i1258" style="width:0;height:1.5pt" o:hralign="center" o:hrstd="t" o:hr="t" fillcolor="#a0a0a0" stroked="f"/>
+          <v:rect id="_x0000_i1035" style="width:0;height:1.5pt" o:hralign="center" o:hrstd="t" o:hr="t" fillcolor="#a0a0a0" stroked="f"/>
         </w:pict>
       </w:r>
     </w:p>
@@ -1773,7 +1971,27 @@
           <w:sz w:val="18"/>
           <w:highlight w:val="lightGray"/>
         </w:rPr>
-        <w:t xml:space="preserve">: Persons Table -&gt; ID Column: 1, Name_En Column: Motasem Essam] -&gt; </w:t>
+        <w:t xml:space="preserve">: Persons Table -&gt; ID Column: 1, </w:t>
+      </w:r>
+      <w:proofErr w:type="spellStart"/>
+      <w:r>
+        <w:rPr>
+          <w:rFonts w:ascii="Arial" w:hAnsi="Arial"/>
+          <w:color w:val="000000"/>
+          <w:sz w:val="18"/>
+          <w:highlight w:val="lightGray"/>
+        </w:rPr>
+        <w:t>Name_En</w:t>
+      </w:r>
+      <w:proofErr w:type="spellEnd"/>
+      <w:r>
+        <w:rPr>
+          <w:rFonts w:ascii="Arial" w:hAnsi="Arial"/>
+          <w:color w:val="000000"/>
+          <w:sz w:val="18"/>
+          <w:highlight w:val="lightGray"/>
+        </w:rPr>
+        <w:t xml:space="preserve"> Column: Motasem Essam] -&gt; </w:t>
       </w:r>
       <w:r>
         <w:rPr>
@@ -1829,16 +2047,34 @@
           <w:sz w:val="18"/>
           <w:highlight w:val="lightGray"/>
         </w:rPr>
-        <w:t xml:space="preserve"> [6/</w:t>
-      </w:r>
-      <w:r>
-        <w:rPr>
-          <w:rFonts w:ascii="Arial" w:hAnsi="Arial"/>
-          <w:color w:val="000000"/>
-          <w:sz w:val="18"/>
-          <w:highlight w:val="lightGray"/>
-        </w:rPr>
-        <w:t>7</w:t>
+        <w:t xml:space="preserve"> [</w:t>
+      </w:r>
+      <w:r>
+        <w:rPr>
+          <w:rFonts w:ascii="Arial" w:hAnsi="Arial"/>
+          <w:color w:val="000000"/>
+          <w:sz w:val="18"/>
+          <w:highlight w:val="lightGray"/>
+        </w:rPr>
+        <w:t>1</w:t>
+      </w:r>
+      <w:r>
+        <w:rPr>
+          <w:rFonts w:ascii="Arial" w:hAnsi="Arial"/>
+          <w:color w:val="000000"/>
+          <w:sz w:val="18"/>
+          <w:highlight w:val="lightGray"/>
+        </w:rPr>
+        <w:t>/</w:t>
+      </w:r>
+      <w:r>
+        <w:rPr>
+          <w:rFonts w:ascii="Arial" w:hAnsi="Arial"/>
+          <w:color w:val="000000"/>
+          <w:sz w:val="18"/>
+          <w:highlight w:val="lightGray"/>
+        </w:rPr>
+        <w:t>23</w:t>
       </w:r>
       <w:r>
         <w:rPr>
@@ -1891,7 +2127,7 @@
           <w:rFonts w:ascii="Roboto Mono" w:hAnsi="Roboto Mono"/>
         </w:rPr>
         <w:pict w14:anchorId="17EC978E">
-          <v:rect id="_x0000_i1259" style="width:0;height:1.5pt" o:hralign="center" o:hrstd="t" o:hr="t" fillcolor="#a0a0a0" stroked="f"/>
+          <v:rect id="_x0000_i1036" style="width:0;height:1.5pt" o:hralign="center" o:hrstd="t" o:hr="t" fillcolor="#a0a0a0" stroked="f"/>
         </w:pict>
       </w:r>
     </w:p>
@@ -1992,7 +2228,21 @@
           <w:rFonts w:ascii="Roboto Mono" w:hAnsi="Roboto Mono"/>
         </w:rPr>
         <w:br/>
-        <w:t xml:space="preserve">    CustomerID INT PRIMARY KEY,</w:t>
+        <w:t xml:space="preserve">    </w:t>
+      </w:r>
+      <w:proofErr w:type="spellStart"/>
+      <w:r>
+        <w:rPr>
+          <w:rFonts w:ascii="Roboto Mono" w:hAnsi="Roboto Mono"/>
+        </w:rPr>
+        <w:t>CustomerID</w:t>
+      </w:r>
+      <w:proofErr w:type="spellEnd"/>
+      <w:r>
+        <w:rPr>
+          <w:rFonts w:ascii="Roboto Mono" w:hAnsi="Roboto Mono"/>
+        </w:rPr>
+        <w:t xml:space="preserve"> INT PRIMARY KEY,</w:t>
       </w:r>
       <w:r>
         <w:rPr>
@@ -2027,7 +2277,7 @@
           <w:rFonts w:ascii="Roboto Mono" w:hAnsi="Roboto Mono"/>
         </w:rPr>
         <w:pict w14:anchorId="6A7EF2D5">
-          <v:rect id="_x0000_i1260" style="width:0;height:1.5pt" o:hralign="center" o:hrstd="t" o:hr="t" fillcolor="#a0a0a0" stroked="f"/>
+          <v:rect id="_x0000_i1037" style="width:0;height:1.5pt" o:hralign="center" o:hrstd="t" o:hr="t" fillcolor="#a0a0a0" stroked="f"/>
         </w:pict>
       </w:r>
     </w:p>
@@ -2148,7 +2398,7 @@
           <w:rFonts w:ascii="Roboto Mono" w:hAnsi="Roboto Mono"/>
         </w:rPr>
         <w:pict w14:anchorId="2336C3D3">
-          <v:rect id="_x0000_i1261" style="width:0;height:1.5pt" o:hralign="center" o:hrstd="t" o:hr="t" fillcolor="#a0a0a0" stroked="f"/>
+          <v:rect id="_x0000_i1038" style="width:0;height:1.5pt" o:hralign="center" o:hrstd="t" o:hr="t" fillcolor="#a0a0a0" stroked="f"/>
         </w:pict>
       </w:r>
     </w:p>
@@ -2187,7 +2437,27 @@
           <w:sz w:val="18"/>
           <w:highlight w:val="lightGray"/>
         </w:rPr>
-        <w:t xml:space="preserve">: Persons Table -&gt; ID Column: 1, Name_En Column: Motasem Essam] -&gt; </w:t>
+        <w:t xml:space="preserve">: Persons Table -&gt; ID Column: 1, </w:t>
+      </w:r>
+      <w:proofErr w:type="spellStart"/>
+      <w:r>
+        <w:rPr>
+          <w:rFonts w:ascii="Arial" w:hAnsi="Arial"/>
+          <w:color w:val="000000"/>
+          <w:sz w:val="18"/>
+          <w:highlight w:val="lightGray"/>
+        </w:rPr>
+        <w:t>Name_En</w:t>
+      </w:r>
+      <w:proofErr w:type="spellEnd"/>
+      <w:r>
+        <w:rPr>
+          <w:rFonts w:ascii="Arial" w:hAnsi="Arial"/>
+          <w:color w:val="000000"/>
+          <w:sz w:val="18"/>
+          <w:highlight w:val="lightGray"/>
+        </w:rPr>
+        <w:t xml:space="preserve"> Column: Motasem Essam] -&gt; </w:t>
       </w:r>
       <w:r>
         <w:rPr>
@@ -2243,16 +2513,34 @@
           <w:sz w:val="18"/>
           <w:highlight w:val="lightGray"/>
         </w:rPr>
-        <w:t xml:space="preserve"> [6/</w:t>
-      </w:r>
-      <w:r>
-        <w:rPr>
-          <w:rFonts w:ascii="Arial" w:hAnsi="Arial"/>
-          <w:color w:val="000000"/>
-          <w:sz w:val="18"/>
-          <w:highlight w:val="lightGray"/>
-        </w:rPr>
-        <w:t>7</w:t>
+        <w:t xml:space="preserve"> [</w:t>
+      </w:r>
+      <w:r>
+        <w:rPr>
+          <w:rFonts w:ascii="Arial" w:hAnsi="Arial"/>
+          <w:color w:val="000000"/>
+          <w:sz w:val="18"/>
+          <w:highlight w:val="lightGray"/>
+        </w:rPr>
+        <w:t>1</w:t>
+      </w:r>
+      <w:r>
+        <w:rPr>
+          <w:rFonts w:ascii="Arial" w:hAnsi="Arial"/>
+          <w:color w:val="000000"/>
+          <w:sz w:val="18"/>
+          <w:highlight w:val="lightGray"/>
+        </w:rPr>
+        <w:t>/</w:t>
+      </w:r>
+      <w:r>
+        <w:rPr>
+          <w:rFonts w:ascii="Arial" w:hAnsi="Arial"/>
+          <w:color w:val="000000"/>
+          <w:sz w:val="18"/>
+          <w:highlight w:val="lightGray"/>
+        </w:rPr>
+        <w:t>23</w:t>
       </w:r>
       <w:r>
         <w:rPr>
@@ -2305,7 +2593,7 @@
           <w:rFonts w:ascii="Roboto Mono" w:hAnsi="Roboto Mono"/>
         </w:rPr>
         <w:pict w14:anchorId="07034574">
-          <v:rect id="_x0000_i1262" style="width:0;height:1.5pt" o:hralign="center" o:hrstd="t" o:hr="t" fillcolor="#a0a0a0" stroked="f"/>
+          <v:rect id="_x0000_i1039" style="width:0;height:1.5pt" o:hralign="center" o:hrstd="t" o:hr="t" fillcolor="#a0a0a0" stroked="f"/>
         </w:pict>
       </w:r>
     </w:p>
@@ -2522,7 +2810,7 @@
           <w:rFonts w:ascii="Roboto Mono" w:hAnsi="Roboto Mono"/>
         </w:rPr>
         <w:pict w14:anchorId="238C37C7">
-          <v:rect id="_x0000_i1263" style="width:0;height:1.5pt" o:hralign="center" o:hrstd="t" o:hr="t" fillcolor="#a0a0a0" stroked="f"/>
+          <v:rect id="_x0000_i1040" style="width:0;height:1.5pt" o:hralign="center" o:hrstd="t" o:hr="t" fillcolor="#a0a0a0" stroked="f"/>
         </w:pict>
       </w:r>
     </w:p>
@@ -2561,7 +2849,27 @@
           <w:sz w:val="18"/>
           <w:highlight w:val="lightGray"/>
         </w:rPr>
-        <w:t xml:space="preserve">: Persons Table -&gt; ID Column: 1, Name_En Column: Motasem Essam] -&gt; </w:t>
+        <w:t xml:space="preserve">: Persons Table -&gt; ID Column: 1, </w:t>
+      </w:r>
+      <w:proofErr w:type="spellStart"/>
+      <w:r>
+        <w:rPr>
+          <w:rFonts w:ascii="Arial" w:hAnsi="Arial"/>
+          <w:color w:val="000000"/>
+          <w:sz w:val="18"/>
+          <w:highlight w:val="lightGray"/>
+        </w:rPr>
+        <w:t>Name_En</w:t>
+      </w:r>
+      <w:proofErr w:type="spellEnd"/>
+      <w:r>
+        <w:rPr>
+          <w:rFonts w:ascii="Arial" w:hAnsi="Arial"/>
+          <w:color w:val="000000"/>
+          <w:sz w:val="18"/>
+          <w:highlight w:val="lightGray"/>
+        </w:rPr>
+        <w:t xml:space="preserve"> Column: Motasem Essam] -&gt; </w:t>
       </w:r>
       <w:r>
         <w:rPr>
@@ -2617,16 +2925,34 @@
           <w:sz w:val="18"/>
           <w:highlight w:val="lightGray"/>
         </w:rPr>
-        <w:t xml:space="preserve"> [6/</w:t>
-      </w:r>
-      <w:r>
-        <w:rPr>
-          <w:rFonts w:ascii="Arial" w:hAnsi="Arial"/>
-          <w:color w:val="000000"/>
-          <w:sz w:val="18"/>
-          <w:highlight w:val="lightGray"/>
-        </w:rPr>
-        <w:t>7</w:t>
+        <w:t xml:space="preserve"> [</w:t>
+      </w:r>
+      <w:r>
+        <w:rPr>
+          <w:rFonts w:ascii="Arial" w:hAnsi="Arial"/>
+          <w:color w:val="000000"/>
+          <w:sz w:val="18"/>
+          <w:highlight w:val="lightGray"/>
+        </w:rPr>
+        <w:t>1</w:t>
+      </w:r>
+      <w:r>
+        <w:rPr>
+          <w:rFonts w:ascii="Arial" w:hAnsi="Arial"/>
+          <w:color w:val="000000"/>
+          <w:sz w:val="18"/>
+          <w:highlight w:val="lightGray"/>
+        </w:rPr>
+        <w:t>/</w:t>
+      </w:r>
+      <w:r>
+        <w:rPr>
+          <w:rFonts w:ascii="Arial" w:hAnsi="Arial"/>
+          <w:color w:val="000000"/>
+          <w:sz w:val="18"/>
+          <w:highlight w:val="lightGray"/>
+        </w:rPr>
+        <w:t>23</w:t>
       </w:r>
       <w:r>
         <w:rPr>
@@ -2679,7 +3005,7 @@
           <w:rFonts w:ascii="Roboto Mono" w:hAnsi="Roboto Mono"/>
         </w:rPr>
         <w:pict w14:anchorId="55448F74">
-          <v:rect id="_x0000_i1264" style="width:0;height:1.5pt" o:hralign="center" o:hrstd="t" o:hr="t" fillcolor="#a0a0a0" stroked="f"/>
+          <v:rect id="_x0000_i1041" style="width:0;height:1.5pt" o:hralign="center" o:hrstd="t" o:hr="t" fillcolor="#a0a0a0" stroked="f"/>
         </w:pict>
       </w:r>
     </w:p>
@@ -2766,7 +3092,21 @@
         <w:rPr>
           <w:rFonts w:ascii="Roboto Mono" w:hAnsi="Roboto Mono"/>
         </w:rPr>
-        <w:t>GET /api/products</w:t>
+        <w:t>GET /</w:t>
+      </w:r>
+      <w:proofErr w:type="spellStart"/>
+      <w:r>
+        <w:rPr>
+          <w:rFonts w:ascii="Roboto Mono" w:hAnsi="Roboto Mono"/>
+        </w:rPr>
+        <w:t>api</w:t>
+      </w:r>
+      <w:proofErr w:type="spellEnd"/>
+      <w:r>
+        <w:rPr>
+          <w:rFonts w:ascii="Roboto Mono" w:hAnsi="Roboto Mono"/>
+        </w:rPr>
+        <w:t>/products</w:t>
       </w:r>
     </w:p>
     <w:p>
@@ -2888,7 +3228,7 @@
           <w:rFonts w:ascii="Roboto Mono" w:hAnsi="Roboto Mono"/>
         </w:rPr>
         <w:pict w14:anchorId="42403DE4">
-          <v:rect id="_x0000_i1265" style="width:0;height:1.5pt" o:hralign="center" o:hrstd="t" o:hr="t" fillcolor="#a0a0a0" stroked="f"/>
+          <v:rect id="_x0000_i1042" style="width:0;height:1.5pt" o:hralign="center" o:hrstd="t" o:hr="t" fillcolor="#a0a0a0" stroked="f"/>
         </w:pict>
       </w:r>
     </w:p>
@@ -2927,7 +3267,27 @@
           <w:sz w:val="18"/>
           <w:highlight w:val="lightGray"/>
         </w:rPr>
-        <w:t xml:space="preserve">: Persons Table -&gt; ID Column: 1, Name_En Column: Motasem Essam] -&gt; </w:t>
+        <w:t xml:space="preserve">: Persons Table -&gt; ID Column: 1, </w:t>
+      </w:r>
+      <w:proofErr w:type="spellStart"/>
+      <w:r>
+        <w:rPr>
+          <w:rFonts w:ascii="Arial" w:hAnsi="Arial"/>
+          <w:color w:val="000000"/>
+          <w:sz w:val="18"/>
+          <w:highlight w:val="lightGray"/>
+        </w:rPr>
+        <w:t>Name_En</w:t>
+      </w:r>
+      <w:proofErr w:type="spellEnd"/>
+      <w:r>
+        <w:rPr>
+          <w:rFonts w:ascii="Arial" w:hAnsi="Arial"/>
+          <w:color w:val="000000"/>
+          <w:sz w:val="18"/>
+          <w:highlight w:val="lightGray"/>
+        </w:rPr>
+        <w:t xml:space="preserve"> Column: Motasem Essam] -&gt; </w:t>
       </w:r>
       <w:r>
         <w:rPr>
@@ -2983,16 +3343,34 @@
           <w:sz w:val="18"/>
           <w:highlight w:val="lightGray"/>
         </w:rPr>
-        <w:t xml:space="preserve"> [6/</w:t>
-      </w:r>
-      <w:r>
-        <w:rPr>
-          <w:rFonts w:ascii="Arial" w:hAnsi="Arial"/>
-          <w:color w:val="000000"/>
-          <w:sz w:val="18"/>
-          <w:highlight w:val="lightGray"/>
-        </w:rPr>
-        <w:t>7</w:t>
+        <w:t xml:space="preserve"> [</w:t>
+      </w:r>
+      <w:r>
+        <w:rPr>
+          <w:rFonts w:ascii="Arial" w:hAnsi="Arial"/>
+          <w:color w:val="000000"/>
+          <w:sz w:val="18"/>
+          <w:highlight w:val="lightGray"/>
+        </w:rPr>
+        <w:t>1</w:t>
+      </w:r>
+      <w:r>
+        <w:rPr>
+          <w:rFonts w:ascii="Arial" w:hAnsi="Arial"/>
+          <w:color w:val="000000"/>
+          <w:sz w:val="18"/>
+          <w:highlight w:val="lightGray"/>
+        </w:rPr>
+        <w:t>/</w:t>
+      </w:r>
+      <w:r>
+        <w:rPr>
+          <w:rFonts w:ascii="Arial" w:hAnsi="Arial"/>
+          <w:color w:val="000000"/>
+          <w:sz w:val="18"/>
+          <w:highlight w:val="lightGray"/>
+        </w:rPr>
+        <w:t>23</w:t>
       </w:r>
       <w:r>
         <w:rPr>
@@ -3045,7 +3423,7 @@
           <w:rFonts w:ascii="Roboto Mono" w:hAnsi="Roboto Mono"/>
         </w:rPr>
         <w:pict w14:anchorId="35932B1F">
-          <v:rect id="_x0000_i1266" style="width:0;height:1.5pt" o:hralign="center" o:hrstd="t" o:hr="t" fillcolor="#a0a0a0" stroked="f"/>
+          <v:rect id="_x0000_i1043" style="width:0;height:1.5pt" o:hralign="center" o:hrstd="t" o:hr="t" fillcolor="#a0a0a0" stroked="f"/>
         </w:pict>
       </w:r>
     </w:p>
@@ -3220,7 +3598,7 @@
         </w:rPr>
         <w:lastRenderedPageBreak/>
         <w:pict w14:anchorId="69EA0F30">
-          <v:rect id="_x0000_i1267" style="width:0;height:1.5pt" o:hralign="center" o:hrstd="t" o:hr="t" fillcolor="#a0a0a0" stroked="f"/>
+          <v:rect id="_x0000_i1044" style="width:0;height:1.5pt" o:hralign="center" o:hrstd="t" o:hr="t" fillcolor="#a0a0a0" stroked="f"/>
         </w:pict>
       </w:r>
     </w:p>
@@ -3259,7 +3637,27 @@
           <w:sz w:val="18"/>
           <w:highlight w:val="lightGray"/>
         </w:rPr>
-        <w:t xml:space="preserve">: Persons Table -&gt; ID Column: 1, Name_En Column: Motasem Essam] -&gt; </w:t>
+        <w:t xml:space="preserve">: Persons Table -&gt; ID Column: 1, </w:t>
+      </w:r>
+      <w:proofErr w:type="spellStart"/>
+      <w:r>
+        <w:rPr>
+          <w:rFonts w:ascii="Arial" w:hAnsi="Arial"/>
+          <w:color w:val="000000"/>
+          <w:sz w:val="18"/>
+          <w:highlight w:val="lightGray"/>
+        </w:rPr>
+        <w:t>Name_En</w:t>
+      </w:r>
+      <w:proofErr w:type="spellEnd"/>
+      <w:r>
+        <w:rPr>
+          <w:rFonts w:ascii="Arial" w:hAnsi="Arial"/>
+          <w:color w:val="000000"/>
+          <w:sz w:val="18"/>
+          <w:highlight w:val="lightGray"/>
+        </w:rPr>
+        <w:t xml:space="preserve"> Column: Motasem Essam] -&gt; </w:t>
       </w:r>
       <w:r>
         <w:rPr>
@@ -3315,16 +3713,34 @@
           <w:sz w:val="18"/>
           <w:highlight w:val="lightGray"/>
         </w:rPr>
-        <w:t xml:space="preserve"> [6/</w:t>
-      </w:r>
-      <w:r>
-        <w:rPr>
-          <w:rFonts w:ascii="Arial" w:hAnsi="Arial"/>
-          <w:color w:val="000000"/>
-          <w:sz w:val="18"/>
-          <w:highlight w:val="lightGray"/>
-        </w:rPr>
-        <w:t>7</w:t>
+        <w:t xml:space="preserve"> [</w:t>
+      </w:r>
+      <w:r>
+        <w:rPr>
+          <w:rFonts w:ascii="Arial" w:hAnsi="Arial"/>
+          <w:color w:val="000000"/>
+          <w:sz w:val="18"/>
+          <w:highlight w:val="lightGray"/>
+        </w:rPr>
+        <w:t>1</w:t>
+      </w:r>
+      <w:r>
+        <w:rPr>
+          <w:rFonts w:ascii="Arial" w:hAnsi="Arial"/>
+          <w:color w:val="000000"/>
+          <w:sz w:val="18"/>
+          <w:highlight w:val="lightGray"/>
+        </w:rPr>
+        <w:t>/</w:t>
+      </w:r>
+      <w:r>
+        <w:rPr>
+          <w:rFonts w:ascii="Arial" w:hAnsi="Arial"/>
+          <w:color w:val="000000"/>
+          <w:sz w:val="18"/>
+          <w:highlight w:val="lightGray"/>
+        </w:rPr>
+        <w:t>23</w:t>
       </w:r>
       <w:r>
         <w:rPr>
@@ -3377,7 +3793,7 @@
           <w:rFonts w:ascii="Roboto Mono" w:hAnsi="Roboto Mono"/>
         </w:rPr>
         <w:pict w14:anchorId="535596DA">
-          <v:rect id="_x0000_i1268" style="width:0;height:1.5pt" o:hralign="center" o:hrstd="t" o:hr="t" fillcolor="#a0a0a0" stroked="f"/>
+          <v:rect id="_x0000_i1045" style="width:0;height:1.5pt" o:hralign="center" o:hrstd="t" o:hr="t" fillcolor="#a0a0a0" stroked="f"/>
         </w:pict>
       </w:r>
     </w:p>
@@ -3490,7 +3906,7 @@
           <w:rFonts w:ascii="Roboto Mono" w:hAnsi="Roboto Mono"/>
         </w:rPr>
         <w:pict w14:anchorId="1589110D">
-          <v:rect id="_x0000_i1269" style="width:0;height:1.5pt" o:hralign="center" o:hrstd="t" o:hr="t" fillcolor="#a0a0a0" stroked="f"/>
+          <v:rect id="_x0000_i1046" style="width:0;height:1.5pt" o:hralign="center" o:hrstd="t" o:hr="t" fillcolor="#a0a0a0" stroked="f"/>
         </w:pict>
       </w:r>
     </w:p>
@@ -3677,7 +4093,7 @@
           <w:rFonts w:ascii="Roboto Mono" w:hAnsi="Roboto Mono"/>
         </w:rPr>
         <w:pict w14:anchorId="465FC9C2">
-          <v:rect id="_x0000_i1270" style="width:0;height:1.5pt" o:hralign="center" o:hrstd="t" o:hr="t" fillcolor="#a0a0a0" stroked="f"/>
+          <v:rect id="_x0000_i1047" style="width:0;height:1.5pt" o:hralign="center" o:hrstd="t" o:hr="t" fillcolor="#a0a0a0" stroked="f"/>
         </w:pict>
       </w:r>
     </w:p>
@@ -3717,7 +4133,27 @@
           <w:sz w:val="18"/>
           <w:highlight w:val="lightGray"/>
         </w:rPr>
-        <w:t xml:space="preserve">: Persons Table -&gt; ID Column: 1, Name_En Column: Motasem Essam] -&gt; </w:t>
+        <w:t xml:space="preserve">: Persons Table -&gt; ID Column: 1, </w:t>
+      </w:r>
+      <w:proofErr w:type="spellStart"/>
+      <w:r>
+        <w:rPr>
+          <w:rFonts w:ascii="Arial" w:hAnsi="Arial"/>
+          <w:color w:val="000000"/>
+          <w:sz w:val="18"/>
+          <w:highlight w:val="lightGray"/>
+        </w:rPr>
+        <w:t>Name_En</w:t>
+      </w:r>
+      <w:proofErr w:type="spellEnd"/>
+      <w:r>
+        <w:rPr>
+          <w:rFonts w:ascii="Arial" w:hAnsi="Arial"/>
+          <w:color w:val="000000"/>
+          <w:sz w:val="18"/>
+          <w:highlight w:val="lightGray"/>
+        </w:rPr>
+        <w:t xml:space="preserve"> Column: Motasem Essam] -&gt; </w:t>
       </w:r>
       <w:r>
         <w:rPr>
@@ -3835,7 +4271,7 @@
           <w:rFonts w:ascii="Roboto Mono" w:hAnsi="Roboto Mono"/>
         </w:rPr>
         <w:pict w14:anchorId="63CBED7E">
-          <v:rect id="_x0000_i1271" style="width:0;height:1.5pt" o:hralign="center" o:hrstd="t" o:hr="t" fillcolor="#a0a0a0" stroked="f"/>
+          <v:rect id="_x0000_i1048" style="width:0;height:1.5pt" o:hralign="center" o:hrstd="t" o:hr="t" fillcolor="#a0a0a0" stroked="f"/>
         </w:pict>
       </w:r>
     </w:p>
@@ -4129,7 +4565,7 @@
           <w:rFonts w:ascii="Roboto Mono" w:hAnsi="Roboto Mono"/>
         </w:rPr>
         <w:pict w14:anchorId="2162E8B2">
-          <v:rect id="_x0000_i1272" style="width:0;height:1.5pt" o:hralign="center" o:hrstd="t" o:hr="t" fillcolor="#a0a0a0" stroked="f"/>
+          <v:rect id="_x0000_i1049" style="width:0;height:1.5pt" o:hralign="center" o:hrstd="t" o:hr="t" fillcolor="#a0a0a0" stroked="f"/>
         </w:pict>
       </w:r>
     </w:p>
@@ -4165,7 +4601,27 @@
           <w:sz w:val="18"/>
           <w:highlight w:val="lightGray"/>
         </w:rPr>
-        <w:t xml:space="preserve">: Persons Table -&gt; ID Column: 1, Name_En Column: Motasem Essam] -&gt; </w:t>
+        <w:t xml:space="preserve">: Persons Table -&gt; ID Column: 1, </w:t>
+      </w:r>
+      <w:proofErr w:type="spellStart"/>
+      <w:r>
+        <w:rPr>
+          <w:rFonts w:ascii="Arial" w:hAnsi="Arial"/>
+          <w:color w:val="000000"/>
+          <w:sz w:val="18"/>
+          <w:highlight w:val="lightGray"/>
+        </w:rPr>
+        <w:t>Name_En</w:t>
+      </w:r>
+      <w:proofErr w:type="spellEnd"/>
+      <w:r>
+        <w:rPr>
+          <w:rFonts w:ascii="Arial" w:hAnsi="Arial"/>
+          <w:color w:val="000000"/>
+          <w:sz w:val="18"/>
+          <w:highlight w:val="lightGray"/>
+        </w:rPr>
+        <w:t xml:space="preserve"> Column: Motasem Essam] -&gt; </w:t>
       </w:r>
       <w:r>
         <w:rPr>
@@ -4221,16 +4677,34 @@
           <w:sz w:val="18"/>
           <w:highlight w:val="lightGray"/>
         </w:rPr>
-        <w:t xml:space="preserve"> [6/</w:t>
-      </w:r>
-      <w:r>
-        <w:rPr>
-          <w:rFonts w:ascii="Arial" w:hAnsi="Arial"/>
-          <w:color w:val="000000"/>
-          <w:sz w:val="18"/>
-          <w:highlight w:val="lightGray"/>
-        </w:rPr>
-        <w:t>7</w:t>
+        <w:t xml:space="preserve"> [</w:t>
+      </w:r>
+      <w:r>
+        <w:rPr>
+          <w:rFonts w:ascii="Arial" w:hAnsi="Arial"/>
+          <w:color w:val="000000"/>
+          <w:sz w:val="18"/>
+          <w:highlight w:val="lightGray"/>
+        </w:rPr>
+        <w:t>1</w:t>
+      </w:r>
+      <w:r>
+        <w:rPr>
+          <w:rFonts w:ascii="Arial" w:hAnsi="Arial"/>
+          <w:color w:val="000000"/>
+          <w:sz w:val="18"/>
+          <w:highlight w:val="lightGray"/>
+        </w:rPr>
+        <w:t>/</w:t>
+      </w:r>
+      <w:r>
+        <w:rPr>
+          <w:rFonts w:ascii="Arial" w:hAnsi="Arial"/>
+          <w:color w:val="000000"/>
+          <w:sz w:val="18"/>
+          <w:highlight w:val="lightGray"/>
+        </w:rPr>
+        <w:t>23</w:t>
       </w:r>
       <w:r>
         <w:rPr>
@@ -4345,22 +4819,46 @@
         <w:rPr>
           <w:rFonts w:ascii="Roboto Mono" w:hAnsi="Roboto Mono"/>
         </w:rPr>
-        <w:t>$userName</w:t>
-      </w:r>
+        <w:t>$</w:t>
+      </w:r>
+      <w:proofErr w:type="spellStart"/>
+      <w:r>
+        <w:rPr>
+          <w:rFonts w:ascii="Roboto Mono" w:hAnsi="Roboto Mono"/>
+        </w:rPr>
+        <w:t>userName</w:t>
+      </w:r>
+      <w:proofErr w:type="spellEnd"/>
       <w:r>
         <w:rPr>
           <w:rFonts w:ascii="Roboto Mono" w:hAnsi="Roboto Mono"/>
         </w:rPr>
         <w:br/>
-        <w:t>$productPrice</w:t>
-      </w:r>
+        <w:t>$</w:t>
+      </w:r>
+      <w:proofErr w:type="spellStart"/>
+      <w:r>
+        <w:rPr>
+          <w:rFonts w:ascii="Roboto Mono" w:hAnsi="Roboto Mono"/>
+        </w:rPr>
+        <w:t>productPrice</w:t>
+      </w:r>
+      <w:proofErr w:type="spellEnd"/>
       <w:r>
         <w:rPr>
           <w:rFonts w:ascii="Roboto Mono" w:hAnsi="Roboto Mono"/>
         </w:rPr>
         <w:br/>
-        <w:t>$orderDate</w:t>
-      </w:r>
+        <w:t>$</w:t>
+      </w:r>
+      <w:proofErr w:type="spellStart"/>
+      <w:r>
+        <w:rPr>
+          <w:rFonts w:ascii="Roboto Mono" w:hAnsi="Roboto Mono"/>
+        </w:rPr>
+        <w:t>orderDate</w:t>
+      </w:r>
+      <w:proofErr w:type="spellEnd"/>
     </w:p>
     <w:p>
       <w:pPr>
@@ -4373,7 +4871,7 @@
           <w:rFonts w:ascii="Roboto Mono" w:hAnsi="Roboto Mono"/>
         </w:rPr>
         <w:pict w14:anchorId="6A85BA0C">
-          <v:rect id="_x0000_i1273" style="width:0;height:1.5pt" o:hralign="center" o:hrstd="t" o:hr="t" fillcolor="#a0a0a0" stroked="f"/>
+          <v:rect id="_x0000_i1050" style="width:0;height:1.5pt" o:hralign="center" o:hrstd="t" o:hr="t" fillcolor="#a0a0a0" stroked="f"/>
         </w:pict>
       </w:r>
     </w:p>
@@ -4487,7 +4985,7 @@
           <w:rFonts w:ascii="Roboto Mono" w:hAnsi="Roboto Mono"/>
         </w:rPr>
         <w:pict w14:anchorId="273F3FD8">
-          <v:rect id="_x0000_i1274" style="width:0;height:1.5pt" o:hralign="center" o:hrstd="t" o:hr="t" fillcolor="#a0a0a0" stroked="f"/>
+          <v:rect id="_x0000_i1051" style="width:0;height:1.5pt" o:hralign="center" o:hrstd="t" o:hr="t" fillcolor="#a0a0a0" stroked="f"/>
         </w:pict>
       </w:r>
     </w:p>
@@ -4608,7 +5106,7 @@
           <w:rFonts w:ascii="Roboto Mono" w:hAnsi="Roboto Mono"/>
         </w:rPr>
         <w:pict w14:anchorId="40810102">
-          <v:rect id="_x0000_i1275" style="width:0;height:1.5pt" o:hralign="center" o:hrstd="t" o:hr="t" fillcolor="#a0a0a0" stroked="f"/>
+          <v:rect id="_x0000_i1052" style="width:0;height:1.5pt" o:hralign="center" o:hrstd="t" o:hr="t" fillcolor="#a0a0a0" stroked="f"/>
         </w:pict>
       </w:r>
     </w:p>
@@ -4644,7 +5142,27 @@
           <w:sz w:val="18"/>
           <w:highlight w:val="lightGray"/>
         </w:rPr>
-        <w:t xml:space="preserve">: Persons Table -&gt; ID Column: 1, Name_En Column: Motasem Essam] -&gt; </w:t>
+        <w:t xml:space="preserve">: Persons Table -&gt; ID Column: 1, </w:t>
+      </w:r>
+      <w:proofErr w:type="spellStart"/>
+      <w:r>
+        <w:rPr>
+          <w:rFonts w:ascii="Arial" w:hAnsi="Arial"/>
+          <w:color w:val="000000"/>
+          <w:sz w:val="18"/>
+          <w:highlight w:val="lightGray"/>
+        </w:rPr>
+        <w:t>Name_En</w:t>
+      </w:r>
+      <w:proofErr w:type="spellEnd"/>
+      <w:r>
+        <w:rPr>
+          <w:rFonts w:ascii="Arial" w:hAnsi="Arial"/>
+          <w:color w:val="000000"/>
+          <w:sz w:val="18"/>
+          <w:highlight w:val="lightGray"/>
+        </w:rPr>
+        <w:t xml:space="preserve"> Column: Motasem Essam] -&gt; </w:t>
       </w:r>
       <w:r>
         <w:rPr>
@@ -4700,16 +5218,34 @@
           <w:sz w:val="18"/>
           <w:highlight w:val="lightGray"/>
         </w:rPr>
-        <w:t xml:space="preserve"> [6/</w:t>
-      </w:r>
-      <w:r>
-        <w:rPr>
-          <w:rFonts w:ascii="Arial" w:hAnsi="Arial"/>
-          <w:color w:val="000000"/>
-          <w:sz w:val="18"/>
-          <w:highlight w:val="lightGray"/>
-        </w:rPr>
-        <w:t>7</w:t>
+        <w:t xml:space="preserve"> [</w:t>
+      </w:r>
+      <w:r>
+        <w:rPr>
+          <w:rFonts w:ascii="Arial" w:hAnsi="Arial"/>
+          <w:color w:val="000000"/>
+          <w:sz w:val="18"/>
+          <w:highlight w:val="lightGray"/>
+        </w:rPr>
+        <w:t>1</w:t>
+      </w:r>
+      <w:r>
+        <w:rPr>
+          <w:rFonts w:ascii="Arial" w:hAnsi="Arial"/>
+          <w:color w:val="000000"/>
+          <w:sz w:val="18"/>
+          <w:highlight w:val="lightGray"/>
+        </w:rPr>
+        <w:t>/</w:t>
+      </w:r>
+      <w:r>
+        <w:rPr>
+          <w:rFonts w:ascii="Arial" w:hAnsi="Arial"/>
+          <w:color w:val="000000"/>
+          <w:sz w:val="18"/>
+          <w:highlight w:val="lightGray"/>
+        </w:rPr>
+        <w:t>23</w:t>
       </w:r>
       <w:r>
         <w:rPr>
@@ -4827,7 +5363,7 @@
           <w:rFonts w:ascii="Roboto Mono" w:hAnsi="Roboto Mono"/>
         </w:rPr>
         <w:pict w14:anchorId="301084C4">
-          <v:rect id="_x0000_i1276" style="width:0;height:1.5pt" o:hralign="center" o:hrstd="t" o:hr="t" fillcolor="#a0a0a0" stroked="f"/>
+          <v:rect id="_x0000_i1053" style="width:0;height:1.5pt" o:hralign="center" o:hrstd="t" o:hr="t" fillcolor="#a0a0a0" stroked="f"/>
         </w:pict>
       </w:r>
     </w:p>
@@ -4888,11 +5424,19 @@
           <w:rFonts w:ascii="Roboto Mono" w:hAnsi="Roboto Mono"/>
         </w:rPr>
       </w:pPr>
-      <w:r>
-        <w:rPr>
-          <w:rFonts w:ascii="Roboto Mono" w:hAnsi="Roboto Mono"/>
-        </w:rPr>
-        <w:t xml:space="preserve">npm (JavaScript) </w:t>
+      <w:proofErr w:type="spellStart"/>
+      <w:r>
+        <w:rPr>
+          <w:rFonts w:ascii="Roboto Mono" w:hAnsi="Roboto Mono"/>
+        </w:rPr>
+        <w:t>npm</w:t>
+      </w:r>
+      <w:proofErr w:type="spellEnd"/>
+      <w:r>
+        <w:rPr>
+          <w:rFonts w:ascii="Roboto Mono" w:hAnsi="Roboto Mono"/>
+        </w:rPr>
+        <w:t xml:space="preserve"> (JavaScript) </w:t>
       </w:r>
     </w:p>
     <w:p>
@@ -4923,7 +5467,7 @@
           <w:rFonts w:ascii="Roboto Mono" w:hAnsi="Roboto Mono"/>
         </w:rPr>
         <w:pict w14:anchorId="04C22148">
-          <v:rect id="_x0000_i1277" style="width:0;height:1.5pt" o:hralign="center" o:hrstd="t" o:hr="t" fillcolor="#a0a0a0" stroked="f"/>
+          <v:rect id="_x0000_i1054" style="width:0;height:1.5pt" o:hralign="center" o:hrstd="t" o:hr="t" fillcolor="#a0a0a0" stroked="f"/>
         </w:pict>
       </w:r>
     </w:p>
@@ -5019,7 +5563,7 @@
           <w:rFonts w:ascii="Roboto Mono" w:hAnsi="Roboto Mono"/>
         </w:rPr>
         <w:pict w14:anchorId="268384F9">
-          <v:rect id="_x0000_i1278" style="width:0;height:1.5pt" o:hralign="center" o:hrstd="t" o:hr="t" fillcolor="#a0a0a0" stroked="f"/>
+          <v:rect id="_x0000_i1055" style="width:0;height:1.5pt" o:hralign="center" o:hrstd="t" o:hr="t" fillcolor="#a0a0a0" stroked="f"/>
         </w:pict>
       </w:r>
     </w:p>
@@ -5055,7 +5599,27 @@
           <w:sz w:val="18"/>
           <w:highlight w:val="lightGray"/>
         </w:rPr>
-        <w:t xml:space="preserve">: Persons Table -&gt; ID Column: 1, Name_En Column: Motasem Essam] -&gt; </w:t>
+        <w:t xml:space="preserve">: Persons Table -&gt; ID Column: 1, </w:t>
+      </w:r>
+      <w:proofErr w:type="spellStart"/>
+      <w:r>
+        <w:rPr>
+          <w:rFonts w:ascii="Arial" w:hAnsi="Arial"/>
+          <w:color w:val="000000"/>
+          <w:sz w:val="18"/>
+          <w:highlight w:val="lightGray"/>
+        </w:rPr>
+        <w:t>Name_En</w:t>
+      </w:r>
+      <w:proofErr w:type="spellEnd"/>
+      <w:r>
+        <w:rPr>
+          <w:rFonts w:ascii="Arial" w:hAnsi="Arial"/>
+          <w:color w:val="000000"/>
+          <w:sz w:val="18"/>
+          <w:highlight w:val="lightGray"/>
+        </w:rPr>
+        <w:t xml:space="preserve"> Column: Motasem Essam] -&gt; </w:t>
       </w:r>
       <w:r>
         <w:rPr>
@@ -5111,16 +5675,34 @@
           <w:sz w:val="18"/>
           <w:highlight w:val="lightGray"/>
         </w:rPr>
-        <w:t xml:space="preserve"> [6/</w:t>
-      </w:r>
-      <w:r>
-        <w:rPr>
-          <w:rFonts w:ascii="Arial" w:hAnsi="Arial"/>
-          <w:color w:val="000000"/>
-          <w:sz w:val="18"/>
-          <w:highlight w:val="lightGray"/>
-        </w:rPr>
-        <w:t>7</w:t>
+        <w:t xml:space="preserve"> [</w:t>
+      </w:r>
+      <w:r>
+        <w:rPr>
+          <w:rFonts w:ascii="Arial" w:hAnsi="Arial"/>
+          <w:color w:val="000000"/>
+          <w:sz w:val="18"/>
+          <w:highlight w:val="lightGray"/>
+        </w:rPr>
+        <w:t>1</w:t>
+      </w:r>
+      <w:r>
+        <w:rPr>
+          <w:rFonts w:ascii="Arial" w:hAnsi="Arial"/>
+          <w:color w:val="000000"/>
+          <w:sz w:val="18"/>
+          <w:highlight w:val="lightGray"/>
+        </w:rPr>
+        <w:t>/</w:t>
+      </w:r>
+      <w:r>
+        <w:rPr>
+          <w:rFonts w:ascii="Arial" w:hAnsi="Arial"/>
+          <w:color w:val="000000"/>
+          <w:sz w:val="18"/>
+          <w:highlight w:val="lightGray"/>
+        </w:rPr>
+        <w:t>23</w:t>
       </w:r>
       <w:r>
         <w:rPr>
@@ -5310,7 +5892,7 @@
           <w:rFonts w:ascii="Roboto Mono" w:hAnsi="Roboto Mono"/>
         </w:rPr>
         <w:pict w14:anchorId="1E9118AE">
-          <v:rect id="_x0000_i1279" style="width:0;height:1.5pt" o:hralign="center" o:hrstd="t" o:hr="t" fillcolor="#a0a0a0" stroked="f"/>
+          <v:rect id="_x0000_i1056" style="width:0;height:1.5pt" o:hralign="center" o:hrstd="t" o:hr="t" fillcolor="#a0a0a0" stroked="f"/>
         </w:pict>
       </w:r>
     </w:p>
@@ -5733,7 +6315,7 @@
         </w:rPr>
         <w:lastRenderedPageBreak/>
         <w:pict w14:anchorId="3F6C84FB">
-          <v:rect id="_x0000_i1280" style="width:0;height:1.5pt" o:hralign="center" o:hrstd="t" o:hr="t" fillcolor="#a0a0a0" stroked="f"/>
+          <v:rect id="_x0000_i1057" style="width:0;height:1.5pt" o:hralign="center" o:hrstd="t" o:hr="t" fillcolor="#a0a0a0" stroked="f"/>
         </w:pict>
       </w:r>
     </w:p>
@@ -5776,7 +6358,27 @@
           <w:sz w:val="18"/>
           <w:highlight w:val="lightGray"/>
         </w:rPr>
-        <w:t xml:space="preserve">: Persons Table -&gt; ID Column: 1, Name_En Column: Motasem Essam] -&gt; </w:t>
+        <w:t xml:space="preserve">: Persons Table -&gt; ID Column: 1, </w:t>
+      </w:r>
+      <w:proofErr w:type="spellStart"/>
+      <w:r>
+        <w:rPr>
+          <w:rFonts w:ascii="Arial" w:hAnsi="Arial"/>
+          <w:color w:val="000000"/>
+          <w:sz w:val="18"/>
+          <w:highlight w:val="lightGray"/>
+        </w:rPr>
+        <w:t>Name_En</w:t>
+      </w:r>
+      <w:proofErr w:type="spellEnd"/>
+      <w:r>
+        <w:rPr>
+          <w:rFonts w:ascii="Arial" w:hAnsi="Arial"/>
+          <w:color w:val="000000"/>
+          <w:sz w:val="18"/>
+          <w:highlight w:val="lightGray"/>
+        </w:rPr>
+        <w:t xml:space="preserve"> Column: Motasem Essam] -&gt; </w:t>
       </w:r>
       <w:r>
         <w:rPr>
@@ -5832,16 +6434,34 @@
           <w:sz w:val="18"/>
           <w:highlight w:val="lightGray"/>
         </w:rPr>
-        <w:t xml:space="preserve"> [6/</w:t>
-      </w:r>
-      <w:r>
-        <w:rPr>
-          <w:rFonts w:ascii="Arial" w:hAnsi="Arial"/>
-          <w:color w:val="000000"/>
-          <w:sz w:val="18"/>
-          <w:highlight w:val="lightGray"/>
-        </w:rPr>
-        <w:t>7</w:t>
+        <w:t xml:space="preserve"> [</w:t>
+      </w:r>
+      <w:r>
+        <w:rPr>
+          <w:rFonts w:ascii="Arial" w:hAnsi="Arial"/>
+          <w:color w:val="000000"/>
+          <w:sz w:val="18"/>
+          <w:highlight w:val="lightGray"/>
+        </w:rPr>
+        <w:t>1</w:t>
+      </w:r>
+      <w:r>
+        <w:rPr>
+          <w:rFonts w:ascii="Arial" w:hAnsi="Arial"/>
+          <w:color w:val="000000"/>
+          <w:sz w:val="18"/>
+          <w:highlight w:val="lightGray"/>
+        </w:rPr>
+        <w:t>/</w:t>
+      </w:r>
+      <w:r>
+        <w:rPr>
+          <w:rFonts w:ascii="Arial" w:hAnsi="Arial"/>
+          <w:color w:val="000000"/>
+          <w:sz w:val="18"/>
+          <w:highlight w:val="lightGray"/>
+        </w:rPr>
+        <w:t>23</w:t>
       </w:r>
       <w:r>
         <w:rPr>
@@ -6215,7 +6835,7 @@
           <w:rFonts w:ascii="Roboto Mono" w:hAnsi="Roboto Mono"/>
         </w:rPr>
         <w:pict w14:anchorId="41366CBF">
-          <v:rect id="_x0000_i1281" style="width:0;height:1.5pt" o:hralign="center" o:hrstd="t" o:hr="t" fillcolor="#a0a0a0" stroked="f"/>
+          <v:rect id="_x0000_i1058" style="width:0;height:1.5pt" o:hralign="center" o:hrstd="t" o:hr="t" fillcolor="#a0a0a0" stroked="f"/>
         </w:pict>
       </w:r>
     </w:p>
@@ -6251,7 +6871,27 @@
           <w:sz w:val="18"/>
           <w:highlight w:val="lightGray"/>
         </w:rPr>
-        <w:t xml:space="preserve">: Persons Table -&gt; ID Column: 1, Name_En Column: Motasem Essam] -&gt; </w:t>
+        <w:t xml:space="preserve">: Persons Table -&gt; ID Column: 1, </w:t>
+      </w:r>
+      <w:proofErr w:type="spellStart"/>
+      <w:r>
+        <w:rPr>
+          <w:rFonts w:ascii="Arial" w:hAnsi="Arial"/>
+          <w:color w:val="000000"/>
+          <w:sz w:val="18"/>
+          <w:highlight w:val="lightGray"/>
+        </w:rPr>
+        <w:t>Name_En</w:t>
+      </w:r>
+      <w:proofErr w:type="spellEnd"/>
+      <w:r>
+        <w:rPr>
+          <w:rFonts w:ascii="Arial" w:hAnsi="Arial"/>
+          <w:color w:val="000000"/>
+          <w:sz w:val="18"/>
+          <w:highlight w:val="lightGray"/>
+        </w:rPr>
+        <w:t xml:space="preserve"> Column: Motasem Essam] -&gt; </w:t>
       </w:r>
       <w:r>
         <w:rPr>
@@ -6307,16 +6947,34 @@
           <w:sz w:val="18"/>
           <w:highlight w:val="lightGray"/>
         </w:rPr>
-        <w:t xml:space="preserve"> [6/</w:t>
-      </w:r>
-      <w:r>
-        <w:rPr>
-          <w:rFonts w:ascii="Arial" w:hAnsi="Arial"/>
-          <w:color w:val="000000"/>
-          <w:sz w:val="18"/>
-          <w:highlight w:val="lightGray"/>
-        </w:rPr>
-        <w:t>7</w:t>
+        <w:t xml:space="preserve"> [</w:t>
+      </w:r>
+      <w:r>
+        <w:rPr>
+          <w:rFonts w:ascii="Arial" w:hAnsi="Arial"/>
+          <w:color w:val="000000"/>
+          <w:sz w:val="18"/>
+          <w:highlight w:val="lightGray"/>
+        </w:rPr>
+        <w:t>1</w:t>
+      </w:r>
+      <w:r>
+        <w:rPr>
+          <w:rFonts w:ascii="Arial" w:hAnsi="Arial"/>
+          <w:color w:val="000000"/>
+          <w:sz w:val="18"/>
+          <w:highlight w:val="lightGray"/>
+        </w:rPr>
+        <w:t>/</w:t>
+      </w:r>
+      <w:r>
+        <w:rPr>
+          <w:rFonts w:ascii="Arial" w:hAnsi="Arial"/>
+          <w:color w:val="000000"/>
+          <w:sz w:val="18"/>
+          <w:highlight w:val="lightGray"/>
+        </w:rPr>
+        <w:t>23</w:t>
       </w:r>
       <w:r>
         <w:rPr>
@@ -6624,7 +7282,7 @@
           <w:rFonts w:ascii="Roboto Mono" w:hAnsi="Roboto Mono"/>
         </w:rPr>
         <w:pict w14:anchorId="165F8613">
-          <v:rect id="_x0000_i1283" style="width:0;height:1.5pt" o:hralign="center" o:hrstd="t" o:hr="t" fillcolor="#a0a0a0" stroked="f"/>
+          <v:rect id="_x0000_i1059" style="width:0;height:1.5pt" o:hralign="center" o:hrstd="t" o:hr="t" fillcolor="#a0a0a0" stroked="f"/>
         </w:pict>
       </w:r>
     </w:p>
@@ -6660,7 +7318,27 @@
           <w:sz w:val="18"/>
           <w:highlight w:val="lightGray"/>
         </w:rPr>
-        <w:t xml:space="preserve">: Persons Table -&gt; ID Column: 1, Name_En Column: Motasem Essam] -&gt; </w:t>
+        <w:t xml:space="preserve">: Persons Table -&gt; ID Column: 1, </w:t>
+      </w:r>
+      <w:proofErr w:type="spellStart"/>
+      <w:r>
+        <w:rPr>
+          <w:rFonts w:ascii="Arial" w:hAnsi="Arial"/>
+          <w:color w:val="000000"/>
+          <w:sz w:val="18"/>
+          <w:highlight w:val="lightGray"/>
+        </w:rPr>
+        <w:t>Name_En</w:t>
+      </w:r>
+      <w:proofErr w:type="spellEnd"/>
+      <w:r>
+        <w:rPr>
+          <w:rFonts w:ascii="Arial" w:hAnsi="Arial"/>
+          <w:color w:val="000000"/>
+          <w:sz w:val="18"/>
+          <w:highlight w:val="lightGray"/>
+        </w:rPr>
+        <w:t xml:space="preserve"> Column: Motasem Essam] -&gt; </w:t>
       </w:r>
       <w:r>
         <w:rPr>
@@ -6716,16 +7394,34 @@
           <w:sz w:val="18"/>
           <w:highlight w:val="lightGray"/>
         </w:rPr>
-        <w:t xml:space="preserve"> [6/</w:t>
-      </w:r>
-      <w:r>
-        <w:rPr>
-          <w:rFonts w:ascii="Arial" w:hAnsi="Arial"/>
-          <w:color w:val="000000"/>
-          <w:sz w:val="18"/>
-          <w:highlight w:val="lightGray"/>
-        </w:rPr>
-        <w:t>7</w:t>
+        <w:t xml:space="preserve"> [</w:t>
+      </w:r>
+      <w:r>
+        <w:rPr>
+          <w:rFonts w:ascii="Arial" w:hAnsi="Arial"/>
+          <w:color w:val="000000"/>
+          <w:sz w:val="18"/>
+          <w:highlight w:val="lightGray"/>
+        </w:rPr>
+        <w:t>1</w:t>
+      </w:r>
+      <w:r>
+        <w:rPr>
+          <w:rFonts w:ascii="Arial" w:hAnsi="Arial"/>
+          <w:color w:val="000000"/>
+          <w:sz w:val="18"/>
+          <w:highlight w:val="lightGray"/>
+        </w:rPr>
+        <w:t>/</w:t>
+      </w:r>
+      <w:r>
+        <w:rPr>
+          <w:rFonts w:ascii="Arial" w:hAnsi="Arial"/>
+          <w:color w:val="000000"/>
+          <w:sz w:val="18"/>
+          <w:highlight w:val="lightGray"/>
+        </w:rPr>
+        <w:t>23</w:t>
       </w:r>
       <w:r>
         <w:rPr>
@@ -8755,6 +9451,7 @@
   <w:style w:type="character" w:default="1" w:styleId="DefaultParagraphFont">
     <w:name w:val="Default Paragraph Font"/>
     <w:uiPriority w:val="1"/>
+    <w:semiHidden/>
     <w:unhideWhenUsed/>
   </w:style>
   <w:style w:type="table" w:default="1" w:styleId="TableNormal">
